--- a/Actividad del SENA núm-2.docx
+++ b/Actividad del SENA núm-2.docx
@@ -53,29 +53,7 @@
           <w:sz w:val="52"/>
           <w:szCs w:val="52"/>
         </w:rPr>
-        <w:t xml:space="preserve">Aprendiz: </w:t>
-      </w:r>
-      <w:proofErr w:type="spellStart"/>
-      <w:r>
-        <w:rPr>
-          <w:b/>
-          <w:bCs/>
-          <w:color w:val="000000" w:themeColor="text1"/>
-          <w:sz w:val="52"/>
-          <w:szCs w:val="52"/>
-        </w:rPr>
-        <w:t>Yedinson</w:t>
-      </w:r>
-      <w:proofErr w:type="spellEnd"/>
-      <w:r>
-        <w:rPr>
-          <w:b/>
-          <w:bCs/>
-          <w:color w:val="000000" w:themeColor="text1"/>
-          <w:sz w:val="52"/>
-          <w:szCs w:val="52"/>
-        </w:rPr>
-        <w:t xml:space="preserve"> Ortiz </w:t>
+        <w:t xml:space="preserve">Aprendiz: Yedinson Ortiz </w:t>
       </w:r>
       <w:proofErr w:type="spellStart"/>
       <w:r>
@@ -242,6 +220,7 @@
           <w:szCs w:val="52"/>
         </w:rPr>
       </w:pPr>
+      <w:proofErr w:type="gramStart"/>
       <w:r>
         <w:rPr>
           <w:b/>
@@ -258,7 +237,16 @@
           <w:sz w:val="52"/>
           <w:szCs w:val="52"/>
         </w:rPr>
-        <w:t xml:space="preserve"> se encarga de ayudar en la inversión y desarrollo tanto técnico como social a </w:t>
+        <w:t xml:space="preserve"> se</w:t>
+      </w:r>
+      <w:proofErr w:type="gramEnd"/>
+      <w:r>
+        <w:rPr>
+          <w:color w:val="000000" w:themeColor="text1"/>
+          <w:sz w:val="52"/>
+          <w:szCs w:val="52"/>
+        </w:rPr>
+        <w:t xml:space="preserve"> encarga de ayudar en la inversión y desarrollo tanto técnico como social a </w:t>
       </w:r>
       <w:r>
         <w:rPr>
@@ -715,7 +703,16 @@
                 <w:sz w:val="52"/>
                 <w:szCs w:val="52"/>
               </w:rPr>
-              <w:t xml:space="preserve"> su debido </w:t>
+              <w:t xml:space="preserve"> su </w:t>
+            </w:r>
+            <w:proofErr w:type="gramStart"/>
+            <w:r>
+              <w:rPr>
+                <w:color w:val="000000" w:themeColor="text1"/>
+                <w:sz w:val="52"/>
+                <w:szCs w:val="52"/>
+              </w:rPr>
+              <w:t xml:space="preserve">debido </w:t>
             </w:r>
             <w:r>
               <w:rPr>
@@ -731,7 +728,16 @@
                 <w:sz w:val="52"/>
                 <w:szCs w:val="52"/>
               </w:rPr>
-              <w:t xml:space="preserve">respeto y dándole así una libertad </w:t>
+              <w:t>respeto</w:t>
+            </w:r>
+            <w:proofErr w:type="gramEnd"/>
+            <w:r>
+              <w:rPr>
+                <w:color w:val="000000" w:themeColor="text1"/>
+                <w:sz w:val="52"/>
+                <w:szCs w:val="52"/>
+              </w:rPr>
+              <w:t xml:space="preserve"> y dándole así una libertad </w:t>
             </w:r>
             <w:r>
               <w:rPr>
@@ -904,7 +910,25 @@
                 <w:sz w:val="52"/>
                 <w:szCs w:val="52"/>
               </w:rPr>
-              <w:t xml:space="preserve">con sus usuarios internos e externos </w:t>
+              <w:t xml:space="preserve">con sus usuarios internos </w:t>
+            </w:r>
+            <w:proofErr w:type="gramStart"/>
+            <w:r>
+              <w:rPr>
+                <w:color w:val="000000" w:themeColor="text1"/>
+                <w:sz w:val="52"/>
+                <w:szCs w:val="52"/>
+              </w:rPr>
+              <w:t>e</w:t>
+            </w:r>
+            <w:proofErr w:type="gramEnd"/>
+            <w:r>
+              <w:rPr>
+                <w:color w:val="000000" w:themeColor="text1"/>
+                <w:sz w:val="52"/>
+                <w:szCs w:val="52"/>
+              </w:rPr>
+              <w:t xml:space="preserve"> externos </w:t>
             </w:r>
             <w:r>
               <w:rPr>
@@ -1006,8 +1030,18 @@
           <w:sz w:val="52"/>
           <w:szCs w:val="52"/>
         </w:rPr>
-        <w:t>Nota: el anterior información</w:t>
-      </w:r>
+        <w:t xml:space="preserve">Nota: </w:t>
+      </w:r>
+      <w:proofErr w:type="gramStart"/>
+      <w:r>
+        <w:rPr>
+          <w:color w:val="000000" w:themeColor="text1"/>
+          <w:sz w:val="52"/>
+          <w:szCs w:val="52"/>
+        </w:rPr>
+        <w:t>el anterior información</w:t>
+      </w:r>
+      <w:proofErr w:type="gramEnd"/>
     </w:p>
     <w:p>
       <w:pPr>
@@ -1489,71 +1523,6 @@
           <w:szCs w:val="52"/>
         </w:rPr>
       </w:pPr>
-      <w:r>
-        <w:rPr>
-          <w:b/>
-          <w:bCs/>
-          <w:noProof/>
-          <w:color w:val="000000" w:themeColor="text1"/>
-          <w:sz w:val="52"/>
-          <w:szCs w:val="52"/>
-        </w:rPr>
-        <w:drawing>
-          <wp:anchor distT="0" distB="0" distL="114300" distR="114300" simplePos="0" relativeHeight="251661312" behindDoc="0" locked="0" layoutInCell="1" allowOverlap="1" wp14:anchorId="30DCC52D" wp14:editId="2F8151CD">
-            <wp:simplePos x="0" y="0"/>
-            <wp:positionH relativeFrom="column">
-              <wp:posOffset>-825500</wp:posOffset>
-            </wp:positionH>
-            <wp:positionV relativeFrom="paragraph">
-              <wp:posOffset>534035</wp:posOffset>
-            </wp:positionV>
-            <wp:extent cx="6858000" cy="5220335"/>
-            <wp:effectExtent l="0" t="0" r="0" b="0"/>
-            <wp:wrapTopAndBottom/>
-            <wp:docPr id="1" name="Imagen 1"/>
-            <wp:cNvGraphicFramePr>
-              <a:graphicFrameLocks xmlns:a="http://schemas.openxmlformats.org/drawingml/2006/main" noChangeAspect="1"/>
-            </wp:cNvGraphicFramePr>
-            <a:graphic xmlns:a="http://schemas.openxmlformats.org/drawingml/2006/main">
-              <a:graphicData uri="http://schemas.openxmlformats.org/drawingml/2006/picture">
-                <pic:pic xmlns:pic="http://schemas.openxmlformats.org/drawingml/2006/picture">
-                  <pic:nvPicPr>
-                    <pic:cNvPr id="1" name="Imagen 1"/>
-                    <pic:cNvPicPr/>
-                  </pic:nvPicPr>
-                  <pic:blipFill>
-                    <a:blip r:embed="rId7" cstate="print">
-                      <a:extLst>
-                        <a:ext uri="{28A0092B-C50C-407E-A947-70E740481C1C}">
-                          <a14:useLocalDpi xmlns:a14="http://schemas.microsoft.com/office/drawing/2010/main" val="0"/>
-                        </a:ext>
-                      </a:extLst>
-                    </a:blip>
-                    <a:stretch>
-                      <a:fillRect/>
-                    </a:stretch>
-                  </pic:blipFill>
-                  <pic:spPr>
-                    <a:xfrm>
-                      <a:off x="0" y="0"/>
-                      <a:ext cx="6858000" cy="5220335"/>
-                    </a:xfrm>
-                    <a:prstGeom prst="rect">
-                      <a:avLst/>
-                    </a:prstGeom>
-                  </pic:spPr>
-                </pic:pic>
-              </a:graphicData>
-            </a:graphic>
-            <wp14:sizeRelH relativeFrom="margin">
-              <wp14:pctWidth>0</wp14:pctWidth>
-            </wp14:sizeRelH>
-            <wp14:sizeRelV relativeFrom="margin">
-              <wp14:pctHeight>0</wp14:pctHeight>
-            </wp14:sizeRelV>
-          </wp:anchor>
-        </w:drawing>
-      </w:r>
     </w:p>
     <w:sectPr>
       <w:pgSz w:w="11906" w:h="16838"/>

--- a/Actividad del SENA núm-2.docx
+++ b/Actividad del SENA núm-2.docx
@@ -463,47 +463,7 @@
           <w:sz w:val="52"/>
           <w:szCs w:val="52"/>
         </w:rPr>
-        <w:t xml:space="preserve">Elabore un cuadro </w:t>
-      </w:r>
-      <w:r>
-        <w:rPr>
-          <w:b/>
-          <w:bCs/>
-          <w:color w:val="000000" w:themeColor="text1"/>
-          <w:sz w:val="52"/>
-          <w:szCs w:val="52"/>
-        </w:rPr>
-        <w:t xml:space="preserve">de conceptos </w:t>
-      </w:r>
-      <w:r>
-        <w:rPr>
-          <w:b/>
-          <w:bCs/>
-          <w:color w:val="000000" w:themeColor="text1"/>
-          <w:sz w:val="52"/>
-          <w:szCs w:val="52"/>
-        </w:rPr>
-        <w:t xml:space="preserve">Explicando los </w:t>
-      </w:r>
-      <w:r>
-        <w:rPr>
-          <w:b/>
-          <w:bCs/>
-          <w:color w:val="000000" w:themeColor="text1"/>
-          <w:sz w:val="52"/>
-          <w:szCs w:val="52"/>
-        </w:rPr>
-        <w:t xml:space="preserve">principios </w:t>
-      </w:r>
-      <w:r>
-        <w:rPr>
-          <w:b/>
-          <w:bCs/>
-          <w:color w:val="000000" w:themeColor="text1"/>
-          <w:sz w:val="52"/>
-          <w:szCs w:val="52"/>
-        </w:rPr>
-        <w:t>y valores éticos.</w:t>
+        <w:t>Elabore un cuadro de conceptos Explicando los principios y valores éticos.</w:t>
       </w:r>
     </w:p>
     <w:tbl>
@@ -639,71 +599,7 @@
                 <w:sz w:val="52"/>
                 <w:szCs w:val="52"/>
               </w:rPr>
-              <w:t>El “</w:t>
-            </w:r>
-            <w:r>
-              <w:rPr>
-                <w:color w:val="000000" w:themeColor="text1"/>
-                <w:sz w:val="52"/>
-                <w:szCs w:val="52"/>
-              </w:rPr>
-              <w:t xml:space="preserve">SENA” </w:t>
-            </w:r>
-            <w:r>
-              <w:rPr>
-                <w:color w:val="000000" w:themeColor="text1"/>
-                <w:sz w:val="52"/>
-                <w:szCs w:val="52"/>
-              </w:rPr>
-              <w:t xml:space="preserve">asumirá la vida del </w:t>
-            </w:r>
-            <w:r>
-              <w:rPr>
-                <w:color w:val="000000" w:themeColor="text1"/>
-                <w:sz w:val="52"/>
-                <w:szCs w:val="52"/>
-              </w:rPr>
-              <w:t xml:space="preserve">aprendiz </w:t>
-            </w:r>
-            <w:r>
-              <w:rPr>
-                <w:color w:val="000000" w:themeColor="text1"/>
-                <w:sz w:val="52"/>
-                <w:szCs w:val="52"/>
-              </w:rPr>
-              <w:t xml:space="preserve">para garantizar su </w:t>
-            </w:r>
-            <w:r>
-              <w:rPr>
-                <w:color w:val="000000" w:themeColor="text1"/>
-                <w:sz w:val="52"/>
-                <w:szCs w:val="52"/>
-              </w:rPr>
-              <w:t xml:space="preserve">mañana, protegiendo </w:t>
-            </w:r>
-            <w:r>
-              <w:rPr>
-                <w:color w:val="000000" w:themeColor="text1"/>
-                <w:sz w:val="52"/>
-                <w:szCs w:val="52"/>
-              </w:rPr>
-              <w:t xml:space="preserve">su </w:t>
-            </w:r>
-            <w:r>
-              <w:rPr>
-                <w:color w:val="000000" w:themeColor="text1"/>
-                <w:sz w:val="52"/>
-                <w:szCs w:val="52"/>
-              </w:rPr>
-              <w:t>dignidad con</w:t>
-            </w:r>
-            <w:r>
-              <w:rPr>
-                <w:color w:val="000000" w:themeColor="text1"/>
-                <w:sz w:val="52"/>
-                <w:szCs w:val="52"/>
-              </w:rPr>
-              <w:t xml:space="preserve"> su </w:t>
+              <w:t xml:space="preserve">El “SENA” asumirá la vida del aprendiz para garantizar su mañana, protegiendo su dignidad con su </w:t>
             </w:r>
             <w:proofErr w:type="gramStart"/>
             <w:r>
@@ -712,23 +608,7 @@
                 <w:sz w:val="52"/>
                 <w:szCs w:val="52"/>
               </w:rPr>
-              <w:t xml:space="preserve">debido </w:t>
-            </w:r>
-            <w:r>
-              <w:rPr>
-                <w:color w:val="000000" w:themeColor="text1"/>
-                <w:sz w:val="52"/>
-                <w:szCs w:val="52"/>
-              </w:rPr>
-              <w:t xml:space="preserve"> </w:t>
-            </w:r>
-            <w:r>
-              <w:rPr>
-                <w:color w:val="000000" w:themeColor="text1"/>
-                <w:sz w:val="52"/>
-                <w:szCs w:val="52"/>
-              </w:rPr>
-              <w:t>respeto</w:t>
+              <w:t>debido  respeto</w:t>
             </w:r>
             <w:proofErr w:type="gramEnd"/>
             <w:r>
@@ -737,87 +617,7 @@
                 <w:sz w:val="52"/>
                 <w:szCs w:val="52"/>
               </w:rPr>
-              <w:t xml:space="preserve"> y dándole así una libertad </w:t>
-            </w:r>
-            <w:r>
-              <w:rPr>
-                <w:color w:val="000000" w:themeColor="text1"/>
-                <w:sz w:val="52"/>
-                <w:szCs w:val="52"/>
-              </w:rPr>
-              <w:t>dónde el</w:t>
-            </w:r>
-            <w:r>
-              <w:rPr>
-                <w:color w:val="000000" w:themeColor="text1"/>
-                <w:sz w:val="52"/>
-                <w:szCs w:val="52"/>
-              </w:rPr>
-              <w:t xml:space="preserve"> aprendiz asumirá sus actos </w:t>
-            </w:r>
-            <w:r>
-              <w:rPr>
-                <w:color w:val="000000" w:themeColor="text1"/>
-                <w:sz w:val="52"/>
-                <w:szCs w:val="52"/>
-              </w:rPr>
-              <w:t xml:space="preserve">y </w:t>
-            </w:r>
-            <w:r>
-              <w:rPr>
-                <w:color w:val="000000" w:themeColor="text1"/>
-                <w:sz w:val="52"/>
-                <w:szCs w:val="52"/>
-              </w:rPr>
-              <w:t xml:space="preserve">responsabilidades </w:t>
-            </w:r>
-            <w:r>
-              <w:rPr>
-                <w:color w:val="000000" w:themeColor="text1"/>
-                <w:sz w:val="52"/>
-                <w:szCs w:val="52"/>
-              </w:rPr>
-              <w:t xml:space="preserve">reconociendo, valorando </w:t>
-            </w:r>
-            <w:r>
-              <w:rPr>
-                <w:color w:val="000000" w:themeColor="text1"/>
-                <w:sz w:val="52"/>
-                <w:szCs w:val="52"/>
-              </w:rPr>
-              <w:t xml:space="preserve">y tratando de manera digna </w:t>
-            </w:r>
-            <w:r>
-              <w:rPr>
-                <w:color w:val="000000" w:themeColor="text1"/>
-                <w:sz w:val="52"/>
-                <w:szCs w:val="52"/>
-              </w:rPr>
-              <w:t xml:space="preserve">A todas las personas </w:t>
-            </w:r>
-            <w:r>
-              <w:rPr>
-                <w:color w:val="000000" w:themeColor="text1"/>
-                <w:sz w:val="52"/>
-                <w:szCs w:val="52"/>
-              </w:rPr>
-              <w:t xml:space="preserve"> </w:t>
-            </w:r>
-            <w:r>
-              <w:rPr>
-                <w:color w:val="000000" w:themeColor="text1"/>
-                <w:sz w:val="52"/>
-                <w:szCs w:val="52"/>
-              </w:rPr>
-              <w:t xml:space="preserve">con sus virtudes y defectos </w:t>
-            </w:r>
-            <w:r>
-              <w:rPr>
-                <w:color w:val="000000" w:themeColor="text1"/>
-                <w:sz w:val="52"/>
-                <w:szCs w:val="52"/>
-              </w:rPr>
-              <w:t xml:space="preserve">sin </w:t>
+              <w:t xml:space="preserve"> y dándole así una libertad dónde el aprendiz asumirá sus actos y responsabilidades reconociendo, valorando y tratando de manera digna A todas las personas  con sus virtudes y defectos sin </w:t>
             </w:r>
             <w:r>
               <w:rPr>
@@ -894,24 +694,9 @@
                 <w:sz w:val="52"/>
                 <w:szCs w:val="52"/>
               </w:rPr>
-              <w:t>El “</w:t>
+              <w:t xml:space="preserve">El “SENA” con sus usuarios internos </w:t>
             </w:r>
-            <w:r>
-              <w:rPr>
-                <w:color w:val="000000" w:themeColor="text1"/>
-                <w:sz w:val="52"/>
-                <w:szCs w:val="52"/>
-              </w:rPr>
-              <w:t xml:space="preserve">SENA” </w:t>
-            </w:r>
-            <w:r>
-              <w:rPr>
-                <w:color w:val="000000" w:themeColor="text1"/>
-                <w:sz w:val="52"/>
-                <w:szCs w:val="52"/>
-              </w:rPr>
-              <w:t xml:space="preserve">con sus usuarios internos </w:t>
-            </w:r>
+            <w:proofErr w:type="spellStart"/>
             <w:proofErr w:type="gramStart"/>
             <w:r>
               <w:rPr>
@@ -921,6 +706,7 @@
               </w:rPr>
               <w:t>e</w:t>
             </w:r>
+            <w:proofErr w:type="spellEnd"/>
             <w:proofErr w:type="gramEnd"/>
             <w:r>
               <w:rPr>
@@ -928,87 +714,7 @@
                 <w:sz w:val="52"/>
                 <w:szCs w:val="52"/>
               </w:rPr>
-              <w:t xml:space="preserve"> externos </w:t>
-            </w:r>
-            <w:r>
-              <w:rPr>
-                <w:color w:val="000000" w:themeColor="text1"/>
-                <w:sz w:val="52"/>
-                <w:szCs w:val="52"/>
-              </w:rPr>
-              <w:t xml:space="preserve">y con todos los organismos </w:t>
-            </w:r>
-            <w:r>
-              <w:rPr>
-                <w:color w:val="000000" w:themeColor="text1"/>
-                <w:sz w:val="52"/>
-                <w:szCs w:val="52"/>
-              </w:rPr>
-              <w:t xml:space="preserve">de control </w:t>
-            </w:r>
-            <w:r>
-              <w:rPr>
-                <w:color w:val="000000" w:themeColor="text1"/>
-                <w:sz w:val="52"/>
-                <w:szCs w:val="52"/>
-              </w:rPr>
-              <w:t xml:space="preserve">estables y ciudadanos </w:t>
-            </w:r>
-            <w:r>
-              <w:rPr>
-                <w:color w:val="000000" w:themeColor="text1"/>
-                <w:sz w:val="52"/>
-                <w:szCs w:val="52"/>
-              </w:rPr>
-              <w:t xml:space="preserve">se constituye </w:t>
-            </w:r>
-            <w:r>
-              <w:rPr>
-                <w:color w:val="000000" w:themeColor="text1"/>
-                <w:sz w:val="52"/>
-                <w:szCs w:val="52"/>
-              </w:rPr>
-              <w:t xml:space="preserve">en un valor rector </w:t>
-            </w:r>
-            <w:r>
-              <w:rPr>
-                <w:color w:val="000000" w:themeColor="text1"/>
-                <w:sz w:val="52"/>
-                <w:szCs w:val="52"/>
-              </w:rPr>
-              <w:t xml:space="preserve">de estas </w:t>
-            </w:r>
-            <w:r>
-              <w:rPr>
-                <w:color w:val="000000" w:themeColor="text1"/>
-                <w:sz w:val="52"/>
-                <w:szCs w:val="52"/>
-              </w:rPr>
-              <w:t xml:space="preserve">relaciones. También busca ejercer la búsqueda de la verdad </w:t>
-            </w:r>
-            <w:r>
-              <w:rPr>
-                <w:color w:val="000000" w:themeColor="text1"/>
-                <w:sz w:val="52"/>
-                <w:szCs w:val="52"/>
-              </w:rPr>
-              <w:t xml:space="preserve">como ejemplo </w:t>
-            </w:r>
-            <w:r>
-              <w:rPr>
-                <w:color w:val="000000" w:themeColor="text1"/>
-                <w:sz w:val="52"/>
-                <w:szCs w:val="52"/>
-              </w:rPr>
-              <w:t xml:space="preserve">del comportamiento real </w:t>
-            </w:r>
-            <w:r>
-              <w:rPr>
-                <w:color w:val="000000" w:themeColor="text1"/>
-                <w:sz w:val="52"/>
-                <w:szCs w:val="52"/>
-              </w:rPr>
-              <w:t>de los diversos actores de la institución.</w:t>
+              <w:t xml:space="preserve"> externos y con todos los organismos de control estables y ciudadanos se constituye en un valor rector de estas relaciones. También busca ejercer la búsqueda de la verdad como ejemplo del comportamiento real de los diversos actores de la institución.</w:t>
             </w:r>
           </w:p>
         </w:tc>
@@ -1078,15 +784,7 @@
           <w:sz w:val="52"/>
           <w:szCs w:val="52"/>
         </w:rPr>
-        <w:t>diversa información</w:t>
-      </w:r>
-      <w:r>
-        <w:rPr>
-          <w:color w:val="000000" w:themeColor="text1"/>
-          <w:sz w:val="52"/>
-          <w:szCs w:val="52"/>
-        </w:rPr>
-        <w:t xml:space="preserve"> </w:t>
+        <w:t xml:space="preserve">diversa información </w:t>
       </w:r>
     </w:p>
     <w:p>
@@ -1105,31 +803,7 @@
           <w:sz w:val="52"/>
           <w:szCs w:val="52"/>
         </w:rPr>
-        <w:t>Par</w:t>
-      </w:r>
-      <w:r>
-        <w:rPr>
-          <w:color w:val="000000" w:themeColor="text1"/>
-          <w:sz w:val="52"/>
-          <w:szCs w:val="52"/>
-        </w:rPr>
-        <w:t>a comprenderlas</w:t>
-      </w:r>
-      <w:r>
-        <w:rPr>
-          <w:color w:val="000000" w:themeColor="text1"/>
-          <w:sz w:val="52"/>
-          <w:szCs w:val="52"/>
-        </w:rPr>
-        <w:t xml:space="preserve"> </w:t>
-      </w:r>
-      <w:r>
-        <w:rPr>
-          <w:color w:val="000000" w:themeColor="text1"/>
-          <w:sz w:val="52"/>
-          <w:szCs w:val="52"/>
-        </w:rPr>
-        <w:t>mejor.</w:t>
+        <w:t>Para comprenderlas mejor.</w:t>
       </w:r>
     </w:p>
     <w:p>
@@ -1142,376 +816,6 @@
           <w:szCs w:val="52"/>
         </w:rPr>
       </w:pPr>
-    </w:p>
-    <w:p>
-      <w:pPr>
-        <w:pStyle w:val="Prrafodelista"/>
-        <w:numPr>
-          <w:ilvl w:val="0"/>
-          <w:numId w:val="1"/>
-        </w:numPr>
-        <w:jc w:val="both"/>
-        <w:rPr>
-          <w:b/>
-          <w:bCs/>
-          <w:color w:val="000000" w:themeColor="text1"/>
-          <w:sz w:val="52"/>
-          <w:szCs w:val="52"/>
-        </w:rPr>
-      </w:pPr>
-      <w:r>
-        <w:rPr>
-          <w:color w:val="000000" w:themeColor="text1"/>
-          <w:sz w:val="52"/>
-          <w:szCs w:val="52"/>
-        </w:rPr>
-        <w:lastRenderedPageBreak/>
-        <w:t xml:space="preserve">Describa los </w:t>
-      </w:r>
-      <w:r>
-        <w:rPr>
-          <w:color w:val="000000" w:themeColor="text1"/>
-          <w:sz w:val="52"/>
-          <w:szCs w:val="52"/>
-        </w:rPr>
-        <w:t>símbolos</w:t>
-      </w:r>
-      <w:r>
-        <w:rPr>
-          <w:color w:val="000000" w:themeColor="text1"/>
-          <w:sz w:val="52"/>
-          <w:szCs w:val="52"/>
-        </w:rPr>
-        <w:t xml:space="preserve"> del </w:t>
-      </w:r>
-      <w:r>
-        <w:rPr>
-          <w:color w:val="000000" w:themeColor="text1"/>
-          <w:sz w:val="52"/>
-          <w:szCs w:val="52"/>
-        </w:rPr>
-        <w:t>SENA.</w:t>
-      </w:r>
-      <w:r>
-        <w:rPr>
-          <w:color w:val="000000" w:themeColor="text1"/>
-          <w:sz w:val="52"/>
-          <w:szCs w:val="52"/>
-        </w:rPr>
-        <w:t xml:space="preserve">   </w:t>
-      </w:r>
-    </w:p>
-    <w:p>
-      <w:pPr>
-        <w:jc w:val="both"/>
-        <w:rPr>
-          <w:color w:val="000000" w:themeColor="text1"/>
-          <w:sz w:val="52"/>
-          <w:szCs w:val="52"/>
-        </w:rPr>
-      </w:pPr>
-      <w:r>
-        <w:rPr>
-          <w:b/>
-          <w:bCs/>
-          <w:noProof/>
-          <w:color w:val="000000" w:themeColor="text1"/>
-          <w:sz w:val="52"/>
-          <w:szCs w:val="52"/>
-        </w:rPr>
-        <w:drawing>
-          <wp:anchor distT="0" distB="0" distL="114300" distR="114300" simplePos="0" relativeHeight="251659264" behindDoc="0" locked="0" layoutInCell="1" allowOverlap="1" wp14:anchorId="4FBD31A1" wp14:editId="101CC773">
-            <wp:simplePos x="0" y="0"/>
-            <wp:positionH relativeFrom="column">
-              <wp:posOffset>3810</wp:posOffset>
-            </wp:positionH>
-            <wp:positionV relativeFrom="paragraph">
-              <wp:posOffset>541020</wp:posOffset>
-            </wp:positionV>
-            <wp:extent cx="4911725" cy="2912745"/>
-            <wp:effectExtent l="0" t="0" r="3175" b="1905"/>
-            <wp:wrapTopAndBottom/>
-            <wp:docPr id="3" name="Imagen 3"/>
-            <wp:cNvGraphicFramePr>
-              <a:graphicFrameLocks xmlns:a="http://schemas.openxmlformats.org/drawingml/2006/main" noChangeAspect="1"/>
-            </wp:cNvGraphicFramePr>
-            <a:graphic xmlns:a="http://schemas.openxmlformats.org/drawingml/2006/main">
-              <a:graphicData uri="http://schemas.openxmlformats.org/drawingml/2006/picture">
-                <pic:pic xmlns:pic="http://schemas.openxmlformats.org/drawingml/2006/picture">
-                  <pic:nvPicPr>
-                    <pic:cNvPr id="3" name="Imagen 3"/>
-                    <pic:cNvPicPr/>
-                  </pic:nvPicPr>
-                  <pic:blipFill>
-                    <a:blip r:embed="rId5">
-                      <a:extLst>
-                        <a:ext uri="{28A0092B-C50C-407E-A947-70E740481C1C}">
-                          <a14:useLocalDpi xmlns:a14="http://schemas.microsoft.com/office/drawing/2010/main" val="0"/>
-                        </a:ext>
-                      </a:extLst>
-                    </a:blip>
-                    <a:stretch>
-                      <a:fillRect/>
-                    </a:stretch>
-                  </pic:blipFill>
-                  <pic:spPr>
-                    <a:xfrm>
-                      <a:off x="0" y="0"/>
-                      <a:ext cx="4911725" cy="2912745"/>
-                    </a:xfrm>
-                    <a:prstGeom prst="rect">
-                      <a:avLst/>
-                    </a:prstGeom>
-                  </pic:spPr>
-                </pic:pic>
-              </a:graphicData>
-            </a:graphic>
-            <wp14:sizeRelH relativeFrom="margin">
-              <wp14:pctWidth>0</wp14:pctWidth>
-            </wp14:sizeRelH>
-            <wp14:sizeRelV relativeFrom="margin">
-              <wp14:pctHeight>0</wp14:pctHeight>
-            </wp14:sizeRelV>
-          </wp:anchor>
-        </w:drawing>
-      </w:r>
-      <w:r>
-        <w:rPr>
-          <w:b/>
-          <w:bCs/>
-          <w:color w:val="000000" w:themeColor="text1"/>
-          <w:sz w:val="52"/>
-          <w:szCs w:val="52"/>
-        </w:rPr>
-        <w:t>“</w:t>
-      </w:r>
-      <w:r>
-        <w:rPr>
-          <w:color w:val="000000" w:themeColor="text1"/>
-          <w:sz w:val="52"/>
-          <w:szCs w:val="52"/>
-        </w:rPr>
-        <w:t xml:space="preserve">este escudo </w:t>
-      </w:r>
-      <w:r>
-        <w:rPr>
-          <w:color w:val="000000" w:themeColor="text1"/>
-          <w:sz w:val="52"/>
-          <w:szCs w:val="52"/>
-        </w:rPr>
-        <w:t>lo describiría Como</w:t>
-      </w:r>
-    </w:p>
-    <w:p>
-      <w:pPr>
-        <w:rPr>
-          <w:color w:val="000000" w:themeColor="text1"/>
-          <w:sz w:val="52"/>
-          <w:szCs w:val="52"/>
-        </w:rPr>
-      </w:pPr>
-      <w:r>
-        <w:rPr>
-          <w:noProof/>
-          <w:color w:val="000000" w:themeColor="text1"/>
-          <w:sz w:val="52"/>
-          <w:szCs w:val="52"/>
-        </w:rPr>
-        <w:drawing>
-          <wp:anchor distT="0" distB="0" distL="114300" distR="114300" simplePos="0" relativeHeight="251660288" behindDoc="0" locked="0" layoutInCell="1" allowOverlap="1" wp14:anchorId="35724F3F" wp14:editId="7942D8B8">
-            <wp:simplePos x="0" y="0"/>
-            <wp:positionH relativeFrom="column">
-              <wp:posOffset>-59690</wp:posOffset>
-            </wp:positionH>
-            <wp:positionV relativeFrom="paragraph">
-              <wp:posOffset>4958715</wp:posOffset>
-            </wp:positionV>
-            <wp:extent cx="4667250" cy="2849245"/>
-            <wp:effectExtent l="0" t="0" r="0" b="8255"/>
-            <wp:wrapTopAndBottom/>
-            <wp:docPr id="4" name="Imagen 4"/>
-            <wp:cNvGraphicFramePr>
-              <a:graphicFrameLocks xmlns:a="http://schemas.openxmlformats.org/drawingml/2006/main" noChangeAspect="1"/>
-            </wp:cNvGraphicFramePr>
-            <a:graphic xmlns:a="http://schemas.openxmlformats.org/drawingml/2006/main">
-              <a:graphicData uri="http://schemas.openxmlformats.org/drawingml/2006/picture">
-                <pic:pic xmlns:pic="http://schemas.openxmlformats.org/drawingml/2006/picture">
-                  <pic:nvPicPr>
-                    <pic:cNvPr id="4" name="Imagen 4"/>
-                    <pic:cNvPicPr/>
-                  </pic:nvPicPr>
-                  <pic:blipFill>
-                    <a:blip r:embed="rId6">
-                      <a:extLst>
-                        <a:ext uri="{28A0092B-C50C-407E-A947-70E740481C1C}">
-                          <a14:useLocalDpi xmlns:a14="http://schemas.microsoft.com/office/drawing/2010/main" val="0"/>
-                        </a:ext>
-                      </a:extLst>
-                    </a:blip>
-                    <a:stretch>
-                      <a:fillRect/>
-                    </a:stretch>
-                  </pic:blipFill>
-                  <pic:spPr>
-                    <a:xfrm>
-                      <a:off x="0" y="0"/>
-                      <a:ext cx="4667250" cy="2849245"/>
-                    </a:xfrm>
-                    <a:prstGeom prst="rect">
-                      <a:avLst/>
-                    </a:prstGeom>
-                  </pic:spPr>
-                </pic:pic>
-              </a:graphicData>
-            </a:graphic>
-            <wp14:sizeRelH relativeFrom="margin">
-              <wp14:pctWidth>0</wp14:pctWidth>
-            </wp14:sizeRelH>
-            <wp14:sizeRelV relativeFrom="margin">
-              <wp14:pctHeight>0</wp14:pctHeight>
-            </wp14:sizeRelV>
-          </wp:anchor>
-        </w:drawing>
-      </w:r>
-      <w:r>
-        <w:rPr>
-          <w:color w:val="000000" w:themeColor="text1"/>
-          <w:sz w:val="52"/>
-          <w:szCs w:val="52"/>
-        </w:rPr>
-        <w:t xml:space="preserve">Un símbolo de unión </w:t>
-      </w:r>
-      <w:r>
-        <w:rPr>
-          <w:color w:val="000000" w:themeColor="text1"/>
-          <w:sz w:val="52"/>
-          <w:szCs w:val="52"/>
-        </w:rPr>
-        <w:t xml:space="preserve">e igualdad para </w:t>
-      </w:r>
-      <w:r>
-        <w:rPr>
-          <w:color w:val="000000" w:themeColor="text1"/>
-          <w:sz w:val="52"/>
-          <w:szCs w:val="52"/>
-        </w:rPr>
-        <w:t xml:space="preserve">todos los sectores </w:t>
-      </w:r>
-      <w:r>
-        <w:rPr>
-          <w:color w:val="000000" w:themeColor="text1"/>
-          <w:sz w:val="52"/>
-          <w:szCs w:val="52"/>
-        </w:rPr>
-        <w:t>de mayor a menor</w:t>
-      </w:r>
-      <w:r>
-        <w:rPr>
-          <w:color w:val="000000" w:themeColor="text1"/>
-          <w:sz w:val="52"/>
-          <w:szCs w:val="52"/>
-        </w:rPr>
-        <w:t xml:space="preserve"> </w:t>
-      </w:r>
-      <w:r>
-        <w:rPr>
-          <w:color w:val="000000" w:themeColor="text1"/>
-          <w:sz w:val="52"/>
-          <w:szCs w:val="52"/>
-        </w:rPr>
-        <w:t>económico, teniendo igual educación y respeto.</w:t>
-      </w:r>
-    </w:p>
-    <w:p>
-      <w:pPr>
-        <w:rPr>
-          <w:color w:val="000000" w:themeColor="text1"/>
-          <w:sz w:val="52"/>
-          <w:szCs w:val="52"/>
-        </w:rPr>
-      </w:pPr>
-      <w:r>
-        <w:rPr>
-          <w:color w:val="000000" w:themeColor="text1"/>
-          <w:sz w:val="52"/>
-          <w:szCs w:val="52"/>
-        </w:rPr>
-        <w:lastRenderedPageBreak/>
-        <w:t xml:space="preserve">La bandera del SENA lo describiría como el </w:t>
-      </w:r>
-      <w:r>
-        <w:rPr>
-          <w:color w:val="000000" w:themeColor="text1"/>
-          <w:sz w:val="52"/>
-          <w:szCs w:val="52"/>
-        </w:rPr>
-        <w:t xml:space="preserve">un símbolo de paz y tranquilidad para la </w:t>
-      </w:r>
-      <w:r>
-        <w:rPr>
-          <w:color w:val="000000" w:themeColor="text1"/>
-          <w:sz w:val="52"/>
-          <w:szCs w:val="52"/>
-        </w:rPr>
-        <w:t>institución.</w:t>
-      </w:r>
-    </w:p>
-    <w:p>
-      <w:pPr>
-        <w:rPr>
-          <w:color w:val="000000" w:themeColor="text1"/>
-          <w:sz w:val="52"/>
-          <w:szCs w:val="52"/>
-        </w:rPr>
-      </w:pPr>
-    </w:p>
-    <w:p>
-      <w:pPr>
-        <w:pStyle w:val="Prrafodelista"/>
-        <w:numPr>
-          <w:ilvl w:val="0"/>
-          <w:numId w:val="1"/>
-        </w:numPr>
-        <w:rPr>
-          <w:b/>
-          <w:bCs/>
-          <w:color w:val="000000" w:themeColor="text1"/>
-          <w:sz w:val="52"/>
-          <w:szCs w:val="52"/>
-        </w:rPr>
-      </w:pPr>
-      <w:r>
-        <w:rPr>
-          <w:color w:val="000000" w:themeColor="text1"/>
-          <w:sz w:val="52"/>
-          <w:szCs w:val="52"/>
-        </w:rPr>
-        <w:t xml:space="preserve">En una hoja </w:t>
-      </w:r>
-      <w:r>
-        <w:rPr>
-          <w:color w:val="000000" w:themeColor="text1"/>
-          <w:sz w:val="52"/>
-          <w:szCs w:val="52"/>
-        </w:rPr>
-        <w:t xml:space="preserve">dibuje lo que significa </w:t>
-      </w:r>
-      <w:r>
-        <w:rPr>
-          <w:color w:val="000000" w:themeColor="text1"/>
-          <w:sz w:val="52"/>
-          <w:szCs w:val="52"/>
-        </w:rPr>
-        <w:t xml:space="preserve">Para usted el </w:t>
-      </w:r>
-      <w:r>
-        <w:rPr>
-          <w:color w:val="000000" w:themeColor="text1"/>
-          <w:sz w:val="52"/>
-          <w:szCs w:val="52"/>
-        </w:rPr>
-        <w:t>Himno del SENA.</w:t>
-      </w:r>
     </w:p>
     <w:p>
       <w:pPr>
@@ -1652,6 +956,95 @@
   <w:abstractNum w:abstractNumId="1" w15:restartNumberingAfterBreak="0">
     <w:nsid w:val="14D67E46"/>
     <w:multiLevelType w:val="hybridMultilevel"/>
+    <w:tmpl w:val="9F422C4E"/>
+    <w:lvl w:ilvl="0" w:tplc="FFFFFFFF">
+      <w:start w:val="1"/>
+      <w:numFmt w:val="decimal"/>
+      <w:lvlText w:val="%1."/>
+      <w:lvlJc w:val="left"/>
+      <w:pPr>
+        <w:ind w:left="1080" w:hanging="720"/>
+      </w:pPr>
+      <w:rPr>
+        <w:rFonts w:hint="default"/>
+      </w:rPr>
+    </w:lvl>
+    <w:lvl w:ilvl="1" w:tplc="0C0A0019" w:tentative="1">
+      <w:start w:val="1"/>
+      <w:numFmt w:val="lowerLetter"/>
+      <w:lvlText w:val="%2."/>
+      <w:lvlJc w:val="left"/>
+      <w:pPr>
+        <w:ind w:left="1440" w:hanging="360"/>
+      </w:pPr>
+    </w:lvl>
+    <w:lvl w:ilvl="2" w:tplc="0C0A001B" w:tentative="1">
+      <w:start w:val="1"/>
+      <w:numFmt w:val="lowerRoman"/>
+      <w:lvlText w:val="%3."/>
+      <w:lvlJc w:val="right"/>
+      <w:pPr>
+        <w:ind w:left="2160" w:hanging="180"/>
+      </w:pPr>
+    </w:lvl>
+    <w:lvl w:ilvl="3" w:tplc="0C0A000F" w:tentative="1">
+      <w:start w:val="1"/>
+      <w:numFmt w:val="decimal"/>
+      <w:lvlText w:val="%4."/>
+      <w:lvlJc w:val="left"/>
+      <w:pPr>
+        <w:ind w:left="2880" w:hanging="360"/>
+      </w:pPr>
+    </w:lvl>
+    <w:lvl w:ilvl="4" w:tplc="0C0A0019" w:tentative="1">
+      <w:start w:val="1"/>
+      <w:numFmt w:val="lowerLetter"/>
+      <w:lvlText w:val="%5."/>
+      <w:lvlJc w:val="left"/>
+      <w:pPr>
+        <w:ind w:left="3600" w:hanging="360"/>
+      </w:pPr>
+    </w:lvl>
+    <w:lvl w:ilvl="5" w:tplc="0C0A001B" w:tentative="1">
+      <w:start w:val="1"/>
+      <w:numFmt w:val="lowerRoman"/>
+      <w:lvlText w:val="%6."/>
+      <w:lvlJc w:val="right"/>
+      <w:pPr>
+        <w:ind w:left="4320" w:hanging="180"/>
+      </w:pPr>
+    </w:lvl>
+    <w:lvl w:ilvl="6" w:tplc="0C0A000F" w:tentative="1">
+      <w:start w:val="1"/>
+      <w:numFmt w:val="decimal"/>
+      <w:lvlText w:val="%7."/>
+      <w:lvlJc w:val="left"/>
+      <w:pPr>
+        <w:ind w:left="5040" w:hanging="360"/>
+      </w:pPr>
+    </w:lvl>
+    <w:lvl w:ilvl="7" w:tplc="0C0A0019" w:tentative="1">
+      <w:start w:val="1"/>
+      <w:numFmt w:val="lowerLetter"/>
+      <w:lvlText w:val="%8."/>
+      <w:lvlJc w:val="left"/>
+      <w:pPr>
+        <w:ind w:left="5760" w:hanging="360"/>
+      </w:pPr>
+    </w:lvl>
+    <w:lvl w:ilvl="8" w:tplc="0C0A001B" w:tentative="1">
+      <w:start w:val="1"/>
+      <w:numFmt w:val="lowerRoman"/>
+      <w:lvlText w:val="%9."/>
+      <w:lvlJc w:val="right"/>
+      <w:pPr>
+        <w:ind w:left="6480" w:hanging="180"/>
+      </w:pPr>
+    </w:lvl>
+  </w:abstractNum>
+  <w:abstractNum w:abstractNumId="2" w15:restartNumberingAfterBreak="0">
+    <w:nsid w:val="2DD50D77"/>
+    <w:multiLevelType w:val="hybridMultilevel"/>
     <w:tmpl w:val="12442CF4"/>
     <w:lvl w:ilvl="0" w:tplc="FFFFFFFF">
       <w:start w:val="1"/>
@@ -1743,6 +1136,9 @@
   </w:num>
   <w:num w:numId="2">
     <w:abstractNumId w:val="0"/>
+  </w:num>
+  <w:num w:numId="3">
+    <w:abstractNumId w:val="2"/>
   </w:num>
 </w:numbering>
 </file>

--- a/Actividad del SENA núm-2.docx
+++ b/Actividad del SENA núm-2.docx
@@ -805,6 +805,285 @@
         </w:rPr>
         <w:t>Para comprenderlas mejor.</w:t>
       </w:r>
+    </w:p>
+    <w:p>
+      <w:pPr>
+        <w:pStyle w:val="Prrafodelista"/>
+        <w:numPr>
+          <w:ilvl w:val="0"/>
+          <w:numId w:val="1"/>
+        </w:numPr>
+        <w:jc w:val="both"/>
+        <w:rPr>
+          <w:b/>
+          <w:bCs/>
+          <w:color w:val="000000" w:themeColor="text1"/>
+          <w:sz w:val="52"/>
+          <w:szCs w:val="52"/>
+        </w:rPr>
+      </w:pPr>
+      <w:r>
+        <w:rPr>
+          <w:color w:val="000000" w:themeColor="text1"/>
+          <w:sz w:val="52"/>
+          <w:szCs w:val="52"/>
+        </w:rPr>
+        <w:t xml:space="preserve">Describa los símbolos del SENA.   </w:t>
+      </w:r>
+    </w:p>
+    <w:p>
+      <w:pPr>
+        <w:jc w:val="both"/>
+        <w:rPr>
+          <w:color w:val="000000" w:themeColor="text1"/>
+          <w:sz w:val="52"/>
+          <w:szCs w:val="52"/>
+        </w:rPr>
+      </w:pPr>
+      <w:r>
+        <w:rPr>
+          <w:b/>
+          <w:bCs/>
+          <w:noProof/>
+          <w:color w:val="000000" w:themeColor="text1"/>
+          <w:sz w:val="52"/>
+          <w:szCs w:val="52"/>
+        </w:rPr>
+        <w:lastRenderedPageBreak/>
+        <w:drawing>
+          <wp:anchor distT="0" distB="0" distL="114300" distR="114300" simplePos="0" relativeHeight="251659264" behindDoc="0" locked="0" layoutInCell="1" allowOverlap="1" wp14:anchorId="67CAEA7A" wp14:editId="6E923012">
+            <wp:simplePos x="0" y="0"/>
+            <wp:positionH relativeFrom="column">
+              <wp:posOffset>3810</wp:posOffset>
+            </wp:positionH>
+            <wp:positionV relativeFrom="paragraph">
+              <wp:posOffset>541020</wp:posOffset>
+            </wp:positionV>
+            <wp:extent cx="4911725" cy="2912745"/>
+            <wp:effectExtent l="0" t="0" r="3175" b="1905"/>
+            <wp:wrapTopAndBottom/>
+            <wp:docPr id="3" name="Imagen 3"/>
+            <wp:cNvGraphicFramePr>
+              <a:graphicFrameLocks xmlns:a="http://schemas.openxmlformats.org/drawingml/2006/main" noChangeAspect="1"/>
+            </wp:cNvGraphicFramePr>
+            <a:graphic xmlns:a="http://schemas.openxmlformats.org/drawingml/2006/main">
+              <a:graphicData uri="http://schemas.openxmlformats.org/drawingml/2006/picture">
+                <pic:pic xmlns:pic="http://schemas.openxmlformats.org/drawingml/2006/picture">
+                  <pic:nvPicPr>
+                    <pic:cNvPr id="3" name="Imagen 3"/>
+                    <pic:cNvPicPr/>
+                  </pic:nvPicPr>
+                  <pic:blipFill>
+                    <a:blip r:embed="rId5">
+                      <a:extLst>
+                        <a:ext uri="{28A0092B-C50C-407E-A947-70E740481C1C}">
+                          <a14:useLocalDpi xmlns:a14="http://schemas.microsoft.com/office/drawing/2010/main" val="0"/>
+                        </a:ext>
+                      </a:extLst>
+                    </a:blip>
+                    <a:stretch>
+                      <a:fillRect/>
+                    </a:stretch>
+                  </pic:blipFill>
+                  <pic:spPr>
+                    <a:xfrm>
+                      <a:off x="0" y="0"/>
+                      <a:ext cx="4911725" cy="2912745"/>
+                    </a:xfrm>
+                    <a:prstGeom prst="rect">
+                      <a:avLst/>
+                    </a:prstGeom>
+                  </pic:spPr>
+                </pic:pic>
+              </a:graphicData>
+            </a:graphic>
+            <wp14:sizeRelH relativeFrom="margin">
+              <wp14:pctWidth>0</wp14:pctWidth>
+            </wp14:sizeRelH>
+            <wp14:sizeRelV relativeFrom="margin">
+              <wp14:pctHeight>0</wp14:pctHeight>
+            </wp14:sizeRelV>
+          </wp:anchor>
+        </w:drawing>
+      </w:r>
+      <w:r>
+        <w:rPr>
+          <w:b/>
+          <w:bCs/>
+          <w:color w:val="000000" w:themeColor="text1"/>
+          <w:sz w:val="52"/>
+          <w:szCs w:val="52"/>
+        </w:rPr>
+        <w:t>“</w:t>
+      </w:r>
+      <w:r>
+        <w:rPr>
+          <w:color w:val="000000" w:themeColor="text1"/>
+          <w:sz w:val="52"/>
+          <w:szCs w:val="52"/>
+        </w:rPr>
+        <w:t>este escudo lo describiría Como</w:t>
+      </w:r>
+    </w:p>
+    <w:p>
+      <w:pPr>
+        <w:rPr>
+          <w:color w:val="000000" w:themeColor="text1"/>
+          <w:sz w:val="52"/>
+          <w:szCs w:val="52"/>
+        </w:rPr>
+      </w:pPr>
+      <w:r>
+        <w:rPr>
+          <w:noProof/>
+          <w:color w:val="000000" w:themeColor="text1"/>
+          <w:sz w:val="52"/>
+          <w:szCs w:val="52"/>
+        </w:rPr>
+        <w:drawing>
+          <wp:anchor distT="0" distB="0" distL="114300" distR="114300" simplePos="0" relativeHeight="251660288" behindDoc="0" locked="0" layoutInCell="1" allowOverlap="1" wp14:anchorId="794B1600" wp14:editId="5097FAC1">
+            <wp:simplePos x="0" y="0"/>
+            <wp:positionH relativeFrom="column">
+              <wp:posOffset>-59690</wp:posOffset>
+            </wp:positionH>
+            <wp:positionV relativeFrom="paragraph">
+              <wp:posOffset>4958715</wp:posOffset>
+            </wp:positionV>
+            <wp:extent cx="4667250" cy="2849245"/>
+            <wp:effectExtent l="0" t="0" r="0" b="8255"/>
+            <wp:wrapTopAndBottom/>
+            <wp:docPr id="4" name="Imagen 4"/>
+            <wp:cNvGraphicFramePr>
+              <a:graphicFrameLocks xmlns:a="http://schemas.openxmlformats.org/drawingml/2006/main" noChangeAspect="1"/>
+            </wp:cNvGraphicFramePr>
+            <a:graphic xmlns:a="http://schemas.openxmlformats.org/drawingml/2006/main">
+              <a:graphicData uri="http://schemas.openxmlformats.org/drawingml/2006/picture">
+                <pic:pic xmlns:pic="http://schemas.openxmlformats.org/drawingml/2006/picture">
+                  <pic:nvPicPr>
+                    <pic:cNvPr id="4" name="Imagen 4"/>
+                    <pic:cNvPicPr/>
+                  </pic:nvPicPr>
+                  <pic:blipFill>
+                    <a:blip r:embed="rId6">
+                      <a:extLst>
+                        <a:ext uri="{28A0092B-C50C-407E-A947-70E740481C1C}">
+                          <a14:useLocalDpi xmlns:a14="http://schemas.microsoft.com/office/drawing/2010/main" val="0"/>
+                        </a:ext>
+                      </a:extLst>
+                    </a:blip>
+                    <a:stretch>
+                      <a:fillRect/>
+                    </a:stretch>
+                  </pic:blipFill>
+                  <pic:spPr>
+                    <a:xfrm>
+                      <a:off x="0" y="0"/>
+                      <a:ext cx="4667250" cy="2849245"/>
+                    </a:xfrm>
+                    <a:prstGeom prst="rect">
+                      <a:avLst/>
+                    </a:prstGeom>
+                  </pic:spPr>
+                </pic:pic>
+              </a:graphicData>
+            </a:graphic>
+            <wp14:sizeRelH relativeFrom="margin">
+              <wp14:pctWidth>0</wp14:pctWidth>
+            </wp14:sizeRelH>
+            <wp14:sizeRelV relativeFrom="margin">
+              <wp14:pctHeight>0</wp14:pctHeight>
+            </wp14:sizeRelV>
+          </wp:anchor>
+        </w:drawing>
+      </w:r>
+      <w:r>
+        <w:rPr>
+          <w:color w:val="000000" w:themeColor="text1"/>
+          <w:sz w:val="52"/>
+          <w:szCs w:val="52"/>
+        </w:rPr>
+        <w:t>Un símbolo de unión e igualdad para todos los sectores de mayor a menor económico, teniendo igual educación y respeto.</w:t>
+      </w:r>
+    </w:p>
+    <w:p>
+      <w:pPr>
+        <w:rPr>
+          <w:color w:val="000000" w:themeColor="text1"/>
+          <w:sz w:val="52"/>
+          <w:szCs w:val="52"/>
+        </w:rPr>
+      </w:pPr>
+      <w:r>
+        <w:rPr>
+          <w:color w:val="000000" w:themeColor="text1"/>
+          <w:sz w:val="52"/>
+          <w:szCs w:val="52"/>
+        </w:rPr>
+        <w:lastRenderedPageBreak/>
+        <w:t xml:space="preserve">La bandera del SENA lo describiría como </w:t>
+      </w:r>
+      <w:proofErr w:type="spellStart"/>
+      <w:r>
+        <w:rPr>
+          <w:color w:val="000000" w:themeColor="text1"/>
+          <w:sz w:val="52"/>
+          <w:szCs w:val="52"/>
+        </w:rPr>
+        <w:t>el</w:t>
+      </w:r>
+      <w:proofErr w:type="spellEnd"/>
+      <w:r>
+        <w:rPr>
+          <w:color w:val="000000" w:themeColor="text1"/>
+          <w:sz w:val="52"/>
+          <w:szCs w:val="52"/>
+        </w:rPr>
+        <w:t xml:space="preserve"> un símbolo de paz y tranquilidad para la institución.</w:t>
+      </w:r>
+    </w:p>
+    <w:p>
+      <w:pPr>
+        <w:rPr>
+          <w:color w:val="000000" w:themeColor="text1"/>
+          <w:sz w:val="52"/>
+          <w:szCs w:val="52"/>
+        </w:rPr>
+      </w:pPr>
+    </w:p>
+    <w:p>
+      <w:pPr>
+        <w:pStyle w:val="Prrafodelista"/>
+        <w:numPr>
+          <w:ilvl w:val="0"/>
+          <w:numId w:val="1"/>
+        </w:numPr>
+        <w:rPr>
+          <w:b/>
+          <w:bCs/>
+          <w:color w:val="000000" w:themeColor="text1"/>
+          <w:sz w:val="52"/>
+          <w:szCs w:val="52"/>
+        </w:rPr>
+      </w:pPr>
+      <w:r>
+        <w:rPr>
+          <w:color w:val="000000" w:themeColor="text1"/>
+          <w:sz w:val="52"/>
+          <w:szCs w:val="52"/>
+        </w:rPr>
+        <w:t>En una hoja dibuje lo que significa Para usted el Himno del SENA.</w:t>
+      </w:r>
+    </w:p>
+    <w:p>
+      <w:pPr>
+        <w:rPr>
+          <w:b/>
+          <w:bCs/>
+          <w:color w:val="000000" w:themeColor="text1"/>
+          <w:sz w:val="52"/>
+          <w:szCs w:val="52"/>
+        </w:rPr>
+      </w:pPr>
     </w:p>
     <w:p>
       <w:pPr>
